--- a/artifacts/HR-02/build/resume-ca-113.docx
+++ b/artifacts/HR-02/build/resume-ca-113.docx
@@ -32,7 +32,7 @@
         </w:numPr>
       </w:pPr>
       <w:r>
-        <w:t xml:space="preserve">Requisition ID: RQN-2026-0105</w:t>
+        <w:t xml:space="preserve">Requisition ID: RQN-2026-0106</w:t>
       </w:r>
     </w:p>
     <w:p>
@@ -44,7 +44,7 @@
         </w:numPr>
       </w:pPr>
       <w:r>
-        <w:t xml:space="preserve">Application date: 2026-03-16</w:t>
+        <w:t xml:space="preserve">Application date: 2026-03-17</w:t>
       </w:r>
     </w:p>
     <w:p>
@@ -73,7 +73,7 @@
         <w:pStyle w:val="FirstParagraph"/>
       </w:pPr>
       <w:r>
-        <w:t xml:space="preserve">Engineer on internal developer platforms. I build the things other engineers are obliged to use, which means most of the work is persuasion, documentation and not breaking people who are busy. I would like to move onto a data path, where the consequences of a bad interface last longer.</w:t>
+        <w:t xml:space="preserve">Program manager on the internal processes other teams are obliged to use. Most of that work is persuasion, documentation and not breaking people who are busy. I would like to move onto a customer facing program, where the consequences of a bad process last longer and are felt by somebody outside the building.</w:t>
       </w:r>
     </w:p>
     <w:bookmarkEnd w:id="9"/>
@@ -86,13 +86,13 @@
         <w:t xml:space="preserve">Experience</w:t>
       </w:r>
     </w:p>
-    <w:bookmarkStart w:id="10" w:name="Xe3b704c9642347b4a3f54bf296e5075591aa3ef"/>
+    <w:bookmarkStart w:id="10" w:name="Xc0fb4fee3440fd12956a3196315895792259d43"/>
     <w:p>
       <w:pPr>
         <w:pStyle w:val="Heading3"/>
       </w:pPr>
       <w:r>
-        <w:t xml:space="preserve">Senior Software Engineer, a large business software company, 4 years 7 months</w:t>
+        <w:t xml:space="preserve">Program Manager, a large business services company, 4 years 7 months</w:t>
       </w:r>
     </w:p>
     <w:p>
@@ -104,7 +104,7 @@
         </w:numPr>
       </w:pPr>
       <w:r>
-        <w:t xml:space="preserve">Own the build and release platform the engineering group depends on, including the on call rotation for it.</w:t>
+        <w:t xml:space="preserve">Hold the plan for the release and change route the whole delivery group depends on, including the out of hours rota for it.</w:t>
       </w:r>
     </w:p>
     <w:p>
@@ -116,7 +116,7 @@
         </w:numPr>
       </w:pPr>
       <w:r>
-        <w:t xml:space="preserve">Replaced the release pipeline in stages, keeping the old path available for a full quarter and moving teams as they were ready rather than on my own schedule.</w:t>
+        <w:t xml:space="preserve">Replaced the process in stages, keeping the old route available for a full quarter and moving teams as they were ready rather than on my own schedule.</w:t>
       </w:r>
     </w:p>
     <w:p>
@@ -140,17 +140,29 @@
         </w:numPr>
       </w:pPr>
       <w:r>
-        <w:t xml:space="preserve">Run the office hours session the platform group holds for the teams it serves.</w:t>
+        <w:t xml:space="preserve">Run the office hours session the group holds for the teams it serves.</w:t>
+      </w:r>
+    </w:p>
+    <w:p>
+      <w:pPr>
+        <w:pStyle w:val="Compact"/>
+        <w:numPr>
+          <w:ilvl w:val="0"/>
+          <w:numId w:val="1002"/>
+        </w:numPr>
+      </w:pPr>
+      <w:r>
+        <w:t xml:space="preserve">Named the two requests that would not be taken that quarter and published the list rather than answering each one separately.</w:t>
       </w:r>
     </w:p>
     <w:bookmarkEnd w:id="10"/>
-    <w:bookmarkStart w:id="11" w:name="X127284b8704b475dde04aa5687fbed03fa6621d"/>
+    <w:bookmarkStart w:id="11" w:name="X3f274f1f35ae501cfdea38a203ad46da2bc59fc"/>
     <w:p>
       <w:pPr>
         <w:pStyle w:val="Heading3"/>
       </w:pPr>
       <w:r>
-        <w:t xml:space="preserve">Software Engineer, a mid sized business software company, 2 years 8 months</w:t>
+        <w:t xml:space="preserve">Operations Analyst, a mid sized business services company, 2 years 8 months</w:t>
       </w:r>
     </w:p>
     <w:p>
@@ -162,17 +174,17 @@
         </w:numPr>
       </w:pPr>
       <w:r>
-        <w:t xml:space="preserve">Built internal tooling for test environments and the data seeding behind it, and handed it over with the notes that made it usable by somebody else.</w:t>
+        <w:t xml:space="preserve">Built the internal tooling for test environments and the sample data behind it, and handed it over with the notes that made it usable by somebody else.</w:t>
       </w:r>
     </w:p>
     <w:bookmarkEnd w:id="11"/>
-    <w:bookmarkStart w:id="12" w:name="X8d450fb04d2f279ab6cbb309877308d51cd4563"/>
+    <w:bookmarkStart w:id="12" w:name="X001152fd0b3dcd86face961cbdae15c50ab65d5"/>
     <w:p>
       <w:pPr>
         <w:pStyle w:val="Heading3"/>
       </w:pPr>
       <w:r>
-        <w:t xml:space="preserve">QA Engineer, a small business software company, 2 years 1 month</w:t>
+        <w:t xml:space="preserve">QA Engineer, a small business services company, 2 years 1 month</w:t>
       </w:r>
     </w:p>
     <w:p>
@@ -184,7 +196,7 @@
         </w:numPr>
       </w:pPr>
       <w:r>
-        <w:t xml:space="preserve">Built the automated checks for a release process that had none, and taught the team to read them.</w:t>
+        <w:t xml:space="preserve">Built the first repeatable checks for a release process that had none, and taught the team to read them.</w:t>
       </w:r>
     </w:p>
     <w:bookmarkEnd w:id="12"/>
@@ -198,13 +210,13 @@
         <w:t xml:space="preserve">Education</w:t>
       </w:r>
     </w:p>
-    <w:bookmarkStart w:id="14" w:name="X5b86829ebabb60477d51542da80aacbae998020"/>
+    <w:bookmarkStart w:id="14" w:name="X3a99877354b5b06262136bcc58ef82ae3b8323b"/>
     <w:p>
       <w:pPr>
         <w:pStyle w:val="Heading3"/>
       </w:pPr>
       <w:r>
-        <w:t xml:space="preserve">Bachelor’s degree in computer science, a large public university</w:t>
+        <w:t xml:space="preserve">Bachelor’s degree in philosophy, a large public university</w:t>
       </w:r>
     </w:p>
     <w:bookmarkEnd w:id="14"/>
@@ -227,7 +239,7 @@
         </w:numPr>
       </w:pPr>
       <w:r>
-        <w:t xml:space="preserve">Cloud platform professional, current.</w:t>
+        <w:t xml:space="preserve">Change and release foundation, current.</w:t>
       </w:r>
     </w:p>
     <w:bookmarkEnd w:id="16"/>

--- a/artifacts/HR-02/build/resume-ca-113.docx
+++ b/artifacts/HR-02/build/resume-ca-113.docx
@@ -141,18 +141,6 @@
       </w:pPr>
       <w:r>
         <w:t xml:space="preserve">Run the office hours session the group holds for the teams it serves.</w:t>
-      </w:r>
-    </w:p>
-    <w:p>
-      <w:pPr>
-        <w:pStyle w:val="Compact"/>
-        <w:numPr>
-          <w:ilvl w:val="0"/>
-          <w:numId w:val="1002"/>
-        </w:numPr>
-      </w:pPr>
-      <w:r>
-        <w:t xml:space="preserve">Named the two requests that would not be taken that quarter and published the list rather than answering each one separately.</w:t>
       </w:r>
     </w:p>
     <w:bookmarkEnd w:id="10"/>
